--- a/docs/test-reports/合同历史段落导入向量生成及双版本比对完整测试报告20261008.docx
+++ b/docs/test-reports/合同历史段落导入向量生成及双版本比对完整测试报告20261008.docx
@@ -10,6 +10,14 @@
         <w:t>合同历史段落导入与向量生成</w:t>
         <w:br/>
         <w:t>及双版本合同比对测试报告</w:t>
+      </w:r>
+    </w:p>
+    <w:p>
+      <w:r>
+        <w:rPr>
+          <w:sz w:val="18"/>
+        </w:rPr>
+        <w:t xml:space="preserve">版本说明（2026年10月9日）：本文为10月8日BLOB版本测试记录；当前CLOB JSON存储及验证结果见《历史向量CLOB改造验证记录20261009》，不再按4096字节验收。</w:t>
       </w:r>
     </w:p>
     <w:p>
